--- a/docs/manuales/04_Manual_Administrador_WhatsApp_Villas_Julie.docx
+++ b/docs/manuales/04_Manual_Administrador_WhatsApp_Villas_Julie.docx
@@ -88,25 +88,9 @@
               <w:spacing w:after="60"/>
             </w:pPr>
             <w:r>
-              <w:rPr>
-                <w:rFonts w:ascii="Calibri" w:hAnsi="Calibri"/>
-                <w:b/>
-                <w:i w:val="0"/>
-                <w:color w:val="1F4D78"/>
-                <w:sz w:val="22"/>
-              </w:rPr>
               <w:t>Base documental</w:t>
               <w:br/>
-            </w:r>
-            <w:r>
-              <w:rPr>
-                <w:rFonts w:ascii="Calibri" w:hAnsi="Calibri"/>
-                <w:b w:val="0"/>
-                <w:i w:val="0"/>
-                <w:color w:val="000000"/>
-                <w:sz w:val="21"/>
-              </w:rPr>
-              <w:t>Manual construido a partir del código fuente real del backend, el panel administrativo y los flujos oficiales de WhatsApp. Lo no verificable se marca expresamente como Pendiente de verificar.</w:t>
+              <w:t>Manual actualizado contra el código, el panel y la producción operativa al 27 de agosto de 2026. Los datos comerciales que aún debe proporcionar el propietario se identifican expresamente.</w:t>
             </w:r>
           </w:p>
         </w:tc>
@@ -1330,16 +1314,8 @@
             <w:vAlign w:val="center"/>
           </w:tcPr>
           <w:p>
-            <w:r/>
             <w:r>
-              <w:rPr>
-                <w:rFonts w:ascii="Calibri" w:hAnsi="Calibri"/>
-                <w:b w:val="0"/>
-                <w:i w:val="0"/>
-                <w:color w:val="000000"/>
-                <w:sz w:val="17"/>
-              </w:rPr>
-              <w:t>Aviso al huésped pendiente</w:t>
+              <w:t>Aviso al huésped pendiente o en cola o en cola</w:t>
             </w:r>
           </w:p>
         </w:tc>
@@ -1349,16 +1325,8 @@
             <w:vAlign w:val="center"/>
           </w:tcPr>
           <w:p>
-            <w:r/>
             <w:r>
-              <w:rPr>
-                <w:rFonts w:ascii="Calibri" w:hAnsi="Calibri"/>
-                <w:b w:val="0"/>
-                <w:i w:val="0"/>
-                <w:color w:val="000000"/>
-                <w:sz w:val="17"/>
-              </w:rPr>
-              <w:t>Meta no entregó la notificación</w:t>
+              <w:t>Meta o la red no aceptaron temporalmente la notificación</w:t>
             </w:r>
           </w:p>
         </w:tc>
@@ -1368,16 +1336,8 @@
             <w:vAlign w:val="center"/>
           </w:tcPr>
           <w:p>
-            <w:r/>
             <w:r>
-              <w:rPr>
-                <w:rFonts w:ascii="Calibri" w:hAnsi="Calibri"/>
-                <w:b w:val="0"/>
-                <w:i w:val="0"/>
-                <w:color w:val="000000"/>
-                <w:sz w:val="17"/>
-              </w:rPr>
-              <w:t>Verificar servicio y contactar al huésped; el sistema no tiene reintento manual visible</w:t>
+              <w:t>El sistema reintenta automáticamente. El superadministrador puede revisar y reintentar desde Mensajes pendientes; si se agotan los intentos, contactar al huésped manualmente.</w:t>
             </w:r>
           </w:p>
         </w:tc>
